--- a/output/docx/fire_vase_climate_revision_google_docs.docx
+++ b/output/docx/fire_vase_climate_revision_google_docs.docx
@@ -244,10 +244,10 @@
     </w:p>
     <w:p>
       <w:pPr>
-        <w:jc w:val="left"/>
+        <w:pStyle w:val="Heading2"/>
       </w:pPr>
       <w:r>
-        <w:t>Fire histories were read from the repository's FIRED-derived daily VASE slice table, covering 278,569 events and 626,102 daily slices from 2 November 2000 to 1 May 2021. Climate exposure was read from the full-population climate-enhanced slice table. Complete daily centroid climate values were available for 237,235 fires. Variables were maximum temperature in degrees C, minimum temperature in degrees C, VPD in kPa, wind speed in m s-1, precipitation in mm d-1, maximum and minimum relative humidity in percent, specific humidity in kg kg-1, 100-hour and 1000-hour fuel moisture in percent, energy release component, burning index, reference evapotranspiration in mm d-1, potential evapotranspiration in mm d-1, and solar radiation in W m-2. Event-level climate summaries included means, daily minima and maxima, extreme-day fractions, early/middle/late developmental-time means, and a region-month fire-season anomaly diagnostic.</w:t>
+        <w:t>Reproducible data package and execution environment</w:t>
       </w:r>
     </w:p>
     <w:p>
@@ -255,7 +255,215 @@
         <w:jc w:val="left"/>
       </w:pPr>
       <w:r>
-        <w:t>Developmental response variables were defined before model fitting and separated into absolute-scale outcomes, shape-normalized responses, and time-varying state variables. Event-level models used ridge-regularized linear baselines with fixed random seed 20260722. Predictors were standardized inside each training fold before fitting and then applied to the corresponding held-out fold. Validation used random fire splits as a diagnostic and year, region, and region-year blocking as conservative transfer tests; reported conservative R2 values summarize the blocked tests. State-dependent models predicted next-day growth, log(1 + km2), using climate at day t and leakage-safe state variables available by day t. Because those state variables include current growth, cumulative area, and acceleration, these models are autoregressive associational baselines rather than causal estimates.</w:t>
+        <w:t>Analyses were run from the Fire VASE repository using the versioned data-lake package defined in config/data_release.yml. The data lake contains the upstream FIRED caches, cached gridMET NetCDF files, Parquet lakehouse tables, derived analysis tables, figure inputs, schemas, manifests, and rendered manuscript products. Collaborators can reproduce the manuscript figures from a restored data lake with the command uv run python manuscript_figures/00_run_all.py --data-lake PATH_TO_FIRE_VASE_DATA_LAKE; individual numbered scripts in manuscript_figures/ regenerate each main figure and the validation supplement. The complete rebuild order from upstream source caches is recorded in config/data_release.yml and uses scripts/cache_gridmet_years.py, scripts/fire_vase_lakehouse_pilot.py, scripts/fire_vase_build_climate_tables.py, scripts/fire_vase_build_perimeter_climate_tables.py, scripts/fire_vase_developmental_morphology_analysis.py, and scripts/fire_vase_climate_revision.py. Random sampling, model folds, representative-fire selection, and figure examples use fixed seeds declared in those scripts, primarily 20260722.</w:t>
+      </w:r>
+    </w:p>
+    <w:p>
+      <w:pPr>
+        <w:pStyle w:val="Heading2"/>
+      </w:pPr>
+      <w:r>
+        <w:t>Fire source data and VASE slice construction</w:t>
+      </w:r>
+    </w:p>
+    <w:p>
+      <w:pPr>
+        <w:jc w:val="left"/>
+      </w:pPr>
+      <w:r>
+        <w:t>Fire histories were derived from the FIRED CONUS plus Alaska event and daily perimeter caches. The event table supplies fire identity, ignition and final dates, event duration, final burned area, and event geometry. The daily table supplies event id, date, event day, daily newly burned area (dy_ar_km2), and cumulative burned area (tot_ar_km2). Event centroids were calculated from event geometries after projection to EPSG:5070 and then transformed back to longitude and latitude for climate extraction. Daily records were sorted by fire id, date, and event day, and a zero-based slice_index was assigned within each fire.</w:t>
+      </w:r>
+    </w:p>
+    <w:p>
+      <w:pPr>
+        <w:jc w:val="left"/>
+      </w:pPr>
+      <w:r>
+        <w:t>The canonical daily VASE table is scratch/fire_vase_run_full/tables/vase_slices.parquet. For each fire and slice, daily ring area was defined as the nonnegative daily burned-area increment, ring_area_km2 = max(dy_ar_km2, 0). Cumulative area was recomputed as the cumulative sum of daily ring area within fire. VASE width was normalized as the square root of cumulative area divided by final cumulative area, so width is proportional to radius rather than area and ranges from 0 to 1 for fires with positive mapped area. This table covers 278,569 events and 626,102 daily slices from 2 November 2000 to 1 May 2021. Companion tables include fire_catalog.parquet for cache keys and product versions, fire_traits.parquet for event-level area, duration, region, and peak-growth summaries, and processing manifest and failure tables for reproducibility and triage. Schema contracts for these products are stored in schemas/*.schema.json.</w:t>
+      </w:r>
+    </w:p>
+    <w:p>
+      <w:pPr>
+        <w:pStyle w:val="Heading2"/>
+      </w:pPr>
+      <w:r>
+        <w:t>Daily centroid climate attribution</w:t>
+      </w:r>
+    </w:p>
+    <w:p>
+      <w:pPr>
+        <w:jc w:val="left"/>
+      </w:pPr>
+      <w:r>
+        <w:t>Population climate attribution used cached daily gridMET NetCDF files and nearest-grid-cell extraction at the event centroid for each daily VASE slice. The extraction code opens each annual gridMET file with xarray, normalizes the time dimension to time when needed, selects by daily date, centroid latitude, and centroid longitude with nearest-neighbor matching, and converts maximum and minimum temperature from Kelvin to degrees C. The population centroid table includes maximum temperature, minimum temperature, VPD, wind speed, precipitation, maximum and minimum relative humidity, specific humidity, 100-hour and 1000-hour fuel moisture, energy release component, burning index, reference evapotranspiration, potential evapotranspiration, and solar radiation. Wind-present indicators use a 0.1 m s-1 threshold. A slice is marked climate-available only when all requested cached variables for that run are nonmissing; otherwise the failure reason is recorded as outside gridMET coverage or missing grid value. Complete daily centroid climate values were available for 237,235 fires.</w:t>
+      </w:r>
+    </w:p>
+    <w:p>
+      <w:pPr>
+        <w:jc w:val="left"/>
+      </w:pPr>
+      <w:r>
+        <w:t>Perimeter, active-burned-area, cumulative-burned-area, and perimeter-extension climate summaries were built as a separate companion product, vase_climate_exposures.parquet, with exposure zones and extension distances recorded in the table. Those products are retained as pilot or supplemental exposure products in this draft. The main population inference uses centroid climate because that is the complete continental-scale attribution currently available.</w:t>
+      </w:r>
+    </w:p>
+    <w:p>
+      <w:pPr>
+        <w:pStyle w:val="Heading2"/>
+      </w:pPr>
+      <w:r>
+        <w:t>Developmental feature construction</w:t>
+      </w:r>
+    </w:p>
+    <w:p>
+      <w:pPr>
+        <w:jc w:val="left"/>
+      </w:pPr>
+      <w:r>
+        <w:t>Developmental morphology was computed from the VASE slice and fire trait tables before climate was used for inference. For each fire, relative developmental time was defined from the ordered slice sequence, using a single midpoint for one-slice fires and a 0 to 1 scale for multi-slice fires. The feature set includes final area, duration, peak daily growth, observation count, peak timing, front-loaded growth fraction, late-growth fraction, terminal taper fraction, growth entropy, developmental velocity, developmental acceleration, pulse count, reactivation count, slenderness, and interpolated width and growth profiles.</w:t>
+      </w:r>
+    </w:p>
+    <w:p>
+      <w:pPr>
+        <w:jc w:val="left"/>
+      </w:pPr>
+      <w:r>
+        <w:t>Pulse count is the number of starts of major-growth periods in the daily growth sequence. A day is considered part of a major-growth period when daily growth exceeds the larger of the within-fire 75th percentile of daily growth, 25% of maximum daily growth, and a small positive floor. Reactivation count is pulse count minus one, bounded below by zero. Front-loaded growth is the cumulative growth fraction at relative developmental time 0.5. Late-growth fraction is the sum of daily growth fractions after relative time 0.75. Terminal taper is final-day daily growth divided by peak daily growth. Growth entropy is Shannon entropy of positive daily growth fractions normalized by the log of the number of observed slices. Developmental velocity and acceleration are mean absolute first and second differences of normalized VASE width. Width and growth profiles were linearly interpolated to 11 common developmental-time points, width_p00 to width_p10 and growth_p00 to growth_p10.</w:t>
+      </w:r>
+    </w:p>
+    <w:p>
+      <w:pPr>
+        <w:pStyle w:val="Heading2"/>
+      </w:pPr>
+      <w:r>
+        <w:t>Morphospace and descriptive neighborhoods</w:t>
+      </w:r>
+    </w:p>
+    <w:p>
+      <w:pPr>
+        <w:jc w:val="left"/>
+      </w:pPr>
+      <w:r>
+        <w:t>The Fire VASE morphospace was fit from geometry and developmental features only. Before principal component analysis, final area, duration, peak growth, and slenderness were log transformed; all selected features were converted to numeric values, missing values were imputed with the feature median, and features were scaled by their standard deviation. Principal components were computed with singular value decomposition, and the first five scores were retained as morph_pc1 to morph_pc5. Climate variables were attached only after this geometry-first coordinate system was defined.</w:t>
+      </w:r>
+    </w:p>
+    <w:p>
+      <w:pPr>
+        <w:jc w:val="left"/>
+      </w:pPr>
+      <w:r>
+        <w:t>Descriptive developmental neighborhoods are landmarks rather than taxonomic classes. They were assigned by transparent rules using observation count, duration, final area, pulse count, peak timing, front-loaded fraction, terminal taper, and dataset quantiles. One-slice or one-day fires are labeled single flash. Other labels include skinny persistent, broad rapid, multi-pulse complex, late surge, front-loaded plateau, and compact steady. These labels are used for figure interpretation and prevalence summaries; statistical models use the continuous developmental responses and morphospace coordinates.</w:t>
+      </w:r>
+    </w:p>
+    <w:p>
+      <w:pPr>
+        <w:pStyle w:val="Heading2"/>
+      </w:pPr>
+      <w:r>
+        <w:t>Climate summaries and developmental response variables</w:t>
+      </w:r>
+    </w:p>
+    <w:p>
+      <w:pPr>
+        <w:jc w:val="left"/>
+      </w:pPr>
+      <w:r>
+        <w:t>Event-level climate summaries were derived from daily climate-complete slices. For each gridMET variable, summaries include event mean, daily minimum, daily maximum, early/middle/late developmental-time means, and a region-month fire-season anomaly diagnostic. Early, middle, and late bins divide relative developmental time into thirds. Extreme-day fractions were computed as follows: hot days, high-VPD days, windy days, and high-ERC days use the 90th percentile of the fire-slice population; dry 1000-hour fuel-moisture days use the 10th percentile; wet days have precipitation greater than zero. The region-month anomaly is the daily value minus the median value for fires in the same broad region and calendar month. It is a fire-population contrast, not an independent climatological normal.</w:t>
+      </w:r>
+    </w:p>
+    <w:p>
+      <w:pPr>
+        <w:jc w:val="left"/>
+      </w:pPr>
+      <w:r>
+        <w:t>Developmental response variables were defined before model fitting and separated into absolute-scale outcomes, shape-normalized responses, and time-varying state variables. Event-level responses are front-loaded fraction, late-growth fraction, terminal taper fraction, growth entropy, pulse count, reactivation count, peak timing, duration, final area, and the first VASE morphospace axis. Duration, final area, pulse count, and reactivation count are modeled on a log(1 + x) scale. State-dependent slice models use next-day daily growth, log(1 + km2), as the response.</w:t>
+      </w:r>
+    </w:p>
+    <w:p>
+      <w:pPr>
+        <w:pStyle w:val="Heading2"/>
+      </w:pPr>
+      <w:r>
+        <w:t>Event-level climate models and validation</w:t>
+      </w:r>
+    </w:p>
+    <w:p>
+      <w:pPr>
+        <w:jc w:val="left"/>
+      </w:pPr>
+      <w:r>
+        <w:t>Event-level models are ridge-regularized linear baselines with penalty alpha equal to 1.0. The predictor sets are core event means, moisture and humidity, fire danger and energy, comprehensive event means, region-season anomalies, extreme days, and time-resolved exposure. Core event means include event-mean maximum temperature, minimum temperature, VPD, wind speed, and available maximum VPD summaries. Moisture and humidity include precipitation, relative humidity, specific humidity, and 100-hour and 1000-hour fuel moisture means. Fire danger and energy include energy release component, burning index, reference evapotranspiration, potential evapotranspiration, and solar radiation. Time-resolved exposure combines early, middle, and late summaries for core climate and selected moisture or fire-danger variables with extreme-day fractions.</w:t>
+      </w:r>
+    </w:p>
+    <w:p>
+      <w:pPr>
+        <w:jc w:val="left"/>
+      </w:pPr>
+      <w:r>
+        <w:t>Predictors are standardized inside each training fold and then applied to the corresponding held-out fold. Validation uses four fold definitions. Random-fire folds are deterministic hash folds and are treated as a diagnostic. Year-block folds group fires into broad time blocks. Region-block folds hold out broad geographic regions. Region-year hash folds hold out hashed region-year combinations. Reported conservative performance summarizes the blocked year, region, and region-year tests rather than the random-fire diagnostic. Held-out R2 is computed against the held-out mean baseline after concatenating fold predictions.</w:t>
+      </w:r>
+    </w:p>
+    <w:p>
+      <w:pPr>
+        <w:pStyle w:val="Heading2"/>
+      </w:pPr>
+      <w:r>
+        <w:t>State-dependent next-day growth models</w:t>
+      </w:r>
+    </w:p>
+    <w:p>
+      <w:pPr>
+        <w:jc w:val="left"/>
+      </w:pPr>
+      <w:r>
+        <w:t>State-dependent models ask whether the interpretation of daily climate depends on information available by day t. The model table is built from climate-available daily slices, sorted by fire and slice index. The response is next-day ring area, log(1 + km2), obtained by shifting ring_area_km2 one slice forward within fire. Leakage-safe state predictors are elapsed day, current daily growth log(1 + km2), current cumulative area log(1 + km2), and current growth acceleration, defined as current daily growth minus previous daily growth. Final duration, final area fraction, future growth, and VASE coordinates are not used as state predictors.</w:t>
+      </w:r>
+    </w:p>
+    <w:p>
+      <w:pPr>
+        <w:jc w:val="left"/>
+      </w:pPr>
+      <w:r>
+        <w:t>State model predictor sets are core climate only, expanded climate only, state only, core climate plus state, expanded climate plus state, and core climate-state interaction. Interaction terms multiply each core climate variable by elapsed day, current growth, and current cumulative area. These models use the same ridge estimator, within-fold standardization, and blocked validation definitions as the event-level models. Because current growth, cumulative area, and acceleration are autoregressive state variables, these analyses are associational baselines and should not be interpreted as causal estimates of climate effects.</w:t>
+      </w:r>
+    </w:p>
+    <w:p>
+      <w:pPr>
+        <w:pStyle w:val="Heading2"/>
+      </w:pPr>
+      <w:r>
+        <w:t>Composite VASEs, matched examples, and figures</w:t>
+      </w:r>
+    </w:p>
+    <w:p>
+      <w:pPr>
+        <w:jc w:val="left"/>
+      </w:pPr>
+      <w:r>
+        <w:t>Observed VASE glyphs show individual fires. Composite VASEs summarize groups by interpolating each fire's normalized width to 41 common developmental-time points and drawing the median profile with an interquartile shell. Climate-conditioned composite VASEs in the main figures use low, middle, and high terciles of event-mean daily centroid VPD among climate-complete fires. Representative fires and morphospace examples are selected deterministically from the feature table with fixed random seeds and documented scoring rules. Mismatch examples compare standardized centroid climate distances and standardized morphospace distances among sampled climate-complete fires; they illustrate limits of centroid climate attribution rather than exhaustive causal matching.</w:t>
+      </w:r>
+    </w:p>
+    <w:p>
+      <w:pPr>
+        <w:jc w:val="left"/>
+      </w:pPr>
+      <w:r>
+        <w:t>All main figures are generated from the data lake by numbered scripts in manuscript_figures/, which call the shared figure code in scripts/figures/. Validation summaries cached under analysis/claim_audit_stats/, analysis/climate_revision_stats/, and figures/main/derived_stats/ can be reused for fast rendering or recomputed with --force-validation. Figure outputs are written as PDF, PNG, and SVG so collaborators can inspect both publication and editable formats.</w:t>
+      </w:r>
+    </w:p>
+    <w:p>
+      <w:pPr>
+        <w:pStyle w:val="Heading2"/>
+      </w:pPr>
+      <w:r>
+        <w:t>Reproducibility limits</w:t>
+      </w:r>
+    </w:p>
+    <w:p>
+      <w:pPr>
+        <w:jc w:val="left"/>
+      </w:pPr>
+      <w:r>
+        <w:t>The current population inference is limited by the exposure products available at manuscript scale. Daily centroid climate does not capture within-perimeter heterogeneity, active-edge weather, directional wind exposure, gusts, fuels, vegetation, topography, suppression, ignition context, or independent local climate normals. The region-month anomaly diagnostic should therefore be read as a within-fire-population contrast. Perimeter and active-edge attribution products are included in the data lake as the next exposure layer, but they are not the basis for the main climate claim in this draft. These limits motivate the interpretation used throughout the manuscript: climate shifts developmental opportunity but does not uniquely determine the realized developmental path.</w:t>
       </w:r>
     </w:p>
     <w:p>
@@ -423,7 +631,7 @@
         <w:jc w:val="left"/>
       </w:pPr>
       <w:r>
-        <w:t>Funding: Funding information to be added before submission. Author contributions: Author contributions to be completed before submission. Competing interests: The authors declare no competing interests. Data and materials availability: The external FIRED, MODIS burned-area, and gridMET inputs are publicly available from the cited sources. Derived analysis tables, figure-generation scripts, and manuscript-generation code for this draft are in the CubeDynamics repository. Repository DOI or archival accession to be added before submission.</w:t>
+        <w:t>Funding: Funding information to be added before submission. Author contributions: Author contributions to be completed before submission. Competing interests: The authors declare no competing interests. Data and materials availability: The external FIRED, MODIS burned-area, and gridMET inputs are publicly available from the cited sources. Derived analysis tables, figure-generation scripts, manuscript-generation code, and the shareable Fire VASE data-lake package are organized in the Fire VASE repository. Repository DOI, CyVerse accession, or archival accession to be added before submission.</w:t>
       </w:r>
     </w:p>
     <w:p>
